--- a/public/wzory/CIS_A-04_Protokol_posiedzenia_komisji_lista_rankingowa.docx
+++ b/public/wzory/CIS_A-04_Protokol_posiedzenia_komisji_lista_rankingowa.docx
@@ -115,6 +115,7 @@
           <w:insideH w:val="single" w:color="auto" w:sz="4"/>
           <w:insideV w:val="single" w:color="auto" w:sz="4"/>
         </w:tblBorders>
+        <w:tblLayout w:type="fixed"/>
       </w:tblPr>
       <w:tblGrid>
         <w:gridCol w:w="3300"/>
@@ -376,6 +377,7 @@
           <w:insideH w:val="single" w:color="auto" w:sz="4"/>
           <w:insideV w:val="single" w:color="auto" w:sz="4"/>
         </w:tblBorders>
+        <w:tblLayout w:type="fixed"/>
       </w:tblPr>
       <w:tblGrid>
         <w:gridCol w:w="700"/>
@@ -2738,6 +2740,7 @@
           <w:insideH w:val="single" w:color="auto" w:sz="4"/>
           <w:insideV w:val="single" w:color="auto" w:sz="4"/>
         </w:tblBorders>
+        <w:tblLayout w:type="fixed"/>
       </w:tblPr>
       <w:tblGrid>
         <w:gridCol w:w="4536"/>
